--- a/Elevark_Ondskab.docx
+++ b/Elevark_Ondskab.docx
@@ -30,7 +30,7 @@
         <w:t>Det her skal I undersøge.</w:t>
       </w:r>
       <w:r>
-        <w:t xml:space="preserve"> Hvad er ondskab – og hvorfor findes den? Det er et af de største spørgsmål, mennesker har stillet. I skal ikke bare </w:t>
+        <w:t xml:space="preserve"> Hvad er ondskab, og hvorfor findes den? Det er et af de største spørgsmål, mennesker nogensinde har stillet. I skal ikke bare </w:t>
       </w:r>
       <w:r>
         <w:rPr>
@@ -39,7 +39,7 @@
         <w:t>læse</w:t>
       </w:r>
       <w:r>
-        <w:t xml:space="preserve"> svaret; I skal </w:t>
+        <w:t xml:space="preserve"> svaret. I skal </w:t>
       </w:r>
       <w:r>
         <w:rPr>
@@ -48,7 +48,7 @@
         <w:t>undersøge</w:t>
       </w:r>
       <w:r>
-        <w:t xml:space="preserve"> det selv: stille spørgsmål, læse kilder, sammenligne forklaringer og til sidst tage stilling og begrunde jer fagligt. Der er ikke ét facit – men der er stor forskel på et løst gæt og en velbegrundet holdning. Alt, hvad I skal bruge, står her.</w:t>
+        <w:t xml:space="preserve"> det selv: stille spørgsmål, læse kilder, sammenligne forklaringer og til sidst tage stilling og begrunde jer fagligt. Der er ikke ét facit, men der er stor forskel på et løst gæt og en velbegrundet holdning. Alt, hvad I skal bruge, står her.</w:t>
       </w:r>
     </w:p>
     <w:p>
@@ -77,7 +77,7 @@
         <w:t>undersøgelse</w:t>
       </w:r>
       <w:r>
-        <w:t xml:space="preserve"> har tre skridt – brug dem hver gang:</w:t>
+        <w:t xml:space="preserve"> har tre skridt, som I bruger hver gang:</w:t>
       </w:r>
     </w:p>
     <w:p>
@@ -88,10 +88,10 @@
         <w:rPr>
           <w:b/>
         </w:rPr>
-        <w:t>Spørgsmålet</w:t>
+        <w:t>Spørgsmålet.</w:t>
       </w:r>
       <w:r>
-        <w:t xml:space="preserve"> – læs undersøgelsesspørgsmålet, og skriv jeres </w:t>
+        <w:t xml:space="preserve"> Læs undersøgelsesspørgsmålet, og skriv jeres </w:t>
       </w:r>
       <w:r>
         <w:rPr>
@@ -111,10 +111,10 @@
         <w:rPr>
           <w:b/>
         </w:rPr>
-        <w:t>Kilderne</w:t>
+        <w:t>Kilderne.</w:t>
       </w:r>
       <w:r>
-        <w:t xml:space="preserve"> – læs de kilder, der hører til. Notér, hvad hver kilde svarer på spørgsmålet.</w:t>
+        <w:t xml:space="preserve"> Læs de kilder, der hører til. Notér, hvad hver kilde svarer på spørgsmålet.</w:t>
       </w:r>
     </w:p>
     <w:p>
@@ -125,10 +125,10 @@
         <w:rPr>
           <w:b/>
         </w:rPr>
-        <w:t>Jeres svar</w:t>
+        <w:t>Jeres svar.</w:t>
       </w:r>
       <w:r>
-        <w:t xml:space="preserve"> – løs opgaven: I skal nå frem til et svar, I kan </w:t>
+        <w:t xml:space="preserve"> Løs opgaven. I skal nå frem til et svar, I kan </w:t>
       </w:r>
       <w:r>
         <w:rPr>
@@ -137,7 +137,7 @@
         <w:t>begrunde med kilderne</w:t>
       </w:r>
       <w:r>
-        <w:t xml:space="preserve"> – ikke bare "det synes vi".</w:t>
+        <w:t>, og ikke bare "det synes vi".</w:t>
       </w:r>
     </w:p>
     <w:p>
@@ -175,7 +175,7 @@
         <w:t>fremlægger</w:t>
       </w:r>
       <w:r>
-        <w:t xml:space="preserve"> (fortæller klassen om jeres vigtigste fund til sidst).</w:t>
+        <w:t xml:space="preserve"> (fortæller til sidst klassen om jeres vigtigste fund).</w:t>
       </w:r>
     </w:p>
     <w:p>
@@ -190,7 +190,7 @@
         <w:t>Et godt fagligt svar</w:t>
       </w:r>
       <w:r>
-        <w:t xml:space="preserve"> i religion lyder ikke "det tror jeg bare". Det lyder: </w:t>
+        <w:t xml:space="preserve"> i religion lyder ikke "det tror jeg bare". Det lyder i stedet: </w:t>
       </w:r>
       <w:r>
         <w:rPr>
@@ -255,10 +255,10 @@
         <w:rPr>
           <w:b/>
         </w:rPr>
-        <w:t>1) Naturlig ondskab</w:t>
+        <w:t>1) Naturlig ondskab.</w:t>
       </w:r>
       <w:r>
-        <w:t xml:space="preserve"> – lidelse, som </w:t>
+        <w:t xml:space="preserve"> Lidelse, som </w:t>
       </w:r>
       <w:r>
         <w:rPr>
@@ -273,10 +273,10 @@
         <w:rPr>
           <w:b/>
         </w:rPr>
-        <w:t>2) Moralsk ondskab</w:t>
+        <w:t>2) Moralsk ondskab.</w:t>
       </w:r>
       <w:r>
-        <w:t xml:space="preserve"> – lidelse, der skyldes </w:t>
+        <w:t xml:space="preserve"> Lidelse, der skyldes </w:t>
       </w:r>
       <w:r>
         <w:rPr>
@@ -285,7 +285,7 @@
         <w:t>menneskers valg</w:t>
       </w:r>
       <w:r>
-        <w:t xml:space="preserve">: vold, løgn, mord, folkedrab. Her er der en, der </w:t>
+        <w:t xml:space="preserve">: vold, løgn, mord, folkedrab. Her er der nogen, der </w:t>
       </w:r>
       <w:r>
         <w:rPr>
@@ -300,10 +300,10 @@
         <w:rPr>
           <w:b/>
         </w:rPr>
-        <w:t>3) Banal ondskab</w:t>
+        <w:t>3) Banal ondskab.</w:t>
       </w:r>
       <w:r>
-        <w:t xml:space="preserve"> – ondskab udført af </w:t>
+        <w:t xml:space="preserve"> Ondskab udført af </w:t>
       </w:r>
       <w:r>
         <w:rPr>
@@ -380,7 +380,7 @@
         <w:t>banal</w:t>
       </w:r>
       <w:r>
-        <w:t xml:space="preserve"> ondskab – og </w:t>
+        <w:t xml:space="preserve"> ondskab, og </w:t>
       </w:r>
       <w:r>
         <w:rPr>
@@ -389,7 +389,7 @@
         <w:t>begrund</w:t>
       </w:r>
       <w:r>
-        <w:t xml:space="preserve"> kort. Nogle er svære at placere; det er meningen. Bliv uenige, og skriv hvorfor.</w:t>
+        <w:t xml:space="preserve"> kort hvorfor. Nogle er svære at placere, og det er meningen. Bliv uenige, og skriv, hvad uenigheden går på.</w:t>
       </w:r>
     </w:p>
     <w:tbl>
@@ -700,7 +700,7 @@
         <w:t>Jeres opgave (1B – jeres regel):</w:t>
       </w:r>
       <w:r>
-        <w:t xml:space="preserve"> Skriv på baggrund af jeres sortering en sætning: </w:t>
+        <w:t xml:space="preserve"> Skriv ud fra jeres sortering en sætning: </w:t>
       </w:r>
       <w:r>
         <w:rPr>
@@ -744,7 +744,7 @@
         <w:t>Undersøgelsesspørgsmål:</w:t>
       </w:r>
       <w:r>
-        <w:t xml:space="preserve"> Hvis lidelse og ondskab er så slemt – hvorfor findes det så? Hvad svarer religionerne?</w:t>
+        <w:t xml:space="preserve"> Hvis lidelse og ondskab er så slemt, hvorfor findes det så? Hvad svarer religionerne?</w:t>
       </w:r>
     </w:p>
     <w:p>
@@ -759,13 +759,13 @@
         <w:t>Kilde 3 – Teodicé-problemet.</w:t>
       </w:r>
       <w:r>
-        <w:t xml:space="preserve"> Et af de sværeste spørgsmål i religion og filosofi: </w:t>
+        <w:t xml:space="preserve"> Et af de sværeste spørgsmål i religion og filosofi lyder: </w:t>
       </w:r>
       <w:r>
         <w:rPr>
           <w:i/>
         </w:rPr>
-        <w:t>Hvis Gud er almægtig (kan alt) og god (vil det gode) – hvorfor findes ondskab så?</w:t>
+        <w:t>Hvis Gud er almægtig (kan alt) og god (vil det gode), hvorfor findes ondskab så?</w:t>
       </w:r>
       <w:r>
         <w:t xml:space="preserve"> Det kaldes </w:t>
@@ -849,7 +849,7 @@
         <w:t>Kilde 5 – Job, manden der krævede et svar.</w:t>
       </w:r>
       <w:r>
-        <w:t xml:space="preserve"> I Jobs Bog (Det Gamle Testamente) er Job et godt og uskyldigt menneske, der mister alt: sin familie, sin sundhed, sin rigdom. Hans venner siger, at han må have syndet – ellers ville Gud ikke straffe ham. Men Job fastholder, at han er uskyldig, og kræver et svar af Gud: </w:t>
+        <w:t xml:space="preserve"> I Jobs Bog (Det Gamle Testamente) er Job et godt og uskyldigt menneske, der mister alt: sin familie, sin sundhed, sin rigdom. Hans venner siger, at han må have syndet, for ellers ville Gud ikke straffe ham. Men Job fastholder, at han er uskyldig, og kræver et svar af Gud: </w:t>
       </w:r>
       <w:r>
         <w:rPr>
@@ -858,7 +858,7 @@
         <w:t>hvorfor</w:t>
       </w:r>
       <w:r>
-        <w:t xml:space="preserve"> rammer lidelsen den gode? Til sidst svarer Gud – men ikke med en forklaring. Han svarer med et modspørgsmål: </w:t>
+        <w:t xml:space="preserve"> rammer lidelsen den gode? Til sidst svarer Gud, men ikke med en forklaring. Han svarer med et modspørgsmål: </w:t>
       </w:r>
       <w:r>
         <w:rPr>
@@ -961,7 +961,7 @@
           <w:p>
             <w:r/>
             <w:r>
-              <w:t>Fri vilje + syndefald – ondskab er prisen for menneskets frihed til at vælge</w:t>
+              <w:t>Fri vilje og syndefald. Ondskab er prisen for menneskets frihed til at vælge</w:t>
             </w:r>
           </w:p>
         </w:tc>
@@ -1051,7 +1051,7 @@
           <w:p>
             <w:r/>
             <w:r>
-              <w:t>Der er ingen almægtig, god skaber – så "hvorfor tillader Gud det?" giver ikke mening. Lidelse hører livet til og kan ophæves ved at slippe sit begær</w:t>
+              <w:t>Der er ingen almægtig, god skaber, så "hvorfor tillader Gud det?" giver ikke mening. Lidelse hører livet til og kan ophæves ved at slippe sit begær</w:t>
             </w:r>
           </w:p>
         </w:tc>
@@ -1083,7 +1083,7 @@
         <w:t>den stærkeste indvending</w:t>
       </w:r>
       <w:r>
-        <w:t xml:space="preserve"> mod jeres top-svar – et svar er kun godt, hvis det kan tåle et modargument.</w:t>
+        <w:t xml:space="preserve"> mod jeres top-svar. Et svar er kun godt, hvis det kan tåle et modargument.</w:t>
       </w:r>
     </w:p>
     <w:p>
@@ -1103,7 +1103,7 @@
         <w:t>Hvorfor ikke?</w:t>
       </w:r>
       <w:r>
-        <w:t xml:space="preserve"> (Tip: Kilde 6 – hvad skal der til, før spørgsmålet overhovedet opstår?)</w:t>
+        <w:t xml:space="preserve"> (Tip: kig i Kilde 6. Hvad skal der til, før spørgsmålet overhovedet opstår?)</w:t>
       </w:r>
     </w:p>
     <w:p>
@@ -1144,7 +1144,7 @@
         <w:t>Kilde 7 – Eichmann og "jeg fulgte bare ordrer".</w:t>
       </w:r>
       <w:r>
-        <w:t xml:space="preserve"> Adolf Eichmann organiserede transporten af millioner af jøder til udryddelseslejrene under 2. verdenskrig. Under retssagen i Jerusalem (1961) forsvarede han sig med, at han "bare adlød ordrer". Det rejser et spørgsmål, I også møder i historie: </w:t>
+        <w:t xml:space="preserve"> Adolf Eichmann organiserede transporten af millioner af jøder til udryddelseslejrene under 2. verdenskrig. Under retssagen i Jerusalem (1961) forsvarede han sig med, at han "bare adlød ordrer". Det rejser et spørgsmål, som I også møder i historie: </w:t>
       </w:r>
       <w:r>
         <w:rPr>
@@ -1192,7 +1192,7 @@
         <w:t>"Hvor er Gud nu?"</w:t>
       </w:r>
       <w:r>
-        <w:t xml:space="preserve"> Wiesel mistede ikke nødvendigvis sin tro i lejren – men hans tro blev forandret for altid. I jødedommen findes en lang tradition for at </w:t>
+        <w:t xml:space="preserve"> Wiesel mistede ikke nødvendigvis sin tro i lejren, men hans tro blev forandret for altid. I jødedommen findes en lang tradition for at </w:t>
       </w:r>
       <w:r>
         <w:rPr>
@@ -1247,13 +1247,13 @@
         <w:t>Jeres opgave (3B – tro og lidelse):</w:t>
       </w:r>
       <w:r>
-        <w:t xml:space="preserve"> Diskutér ud fra Kilde 5 og 8: Hvad gør lidelse ved tro – </w:t>
+        <w:t xml:space="preserve"> Diskutér ud fra Kilde 5 og 8: Hvad gør lidelse ved tro? </w:t>
       </w:r>
       <w:r>
         <w:rPr>
           <w:i/>
         </w:rPr>
-        <w:t>knuser</w:t>
+        <w:t>Knuser</w:t>
       </w:r>
       <w:r>
         <w:t xml:space="preserve"> den troen, eller </w:t>
@@ -1289,7 +1289,7 @@
         <w:t>Rollespillet</w:t>
       </w:r>
       <w:r>
-        <w:t xml:space="preserve"> (oktober 1943), der skal vælge mellem ordre og samvittighed, står i præcis det samme valg som Eichmann. Og "whistlebloweren", I møder i </w:t>
+        <w:t xml:space="preserve"> (oktober 1943), der skal vælge mellem ordre og samvittighed, står i præcis det samme valg som Eichmann. Det samme gør "whistlebloweren", I møder i </w:t>
       </w:r>
       <w:r>
         <w:rPr>
@@ -1298,7 +1298,7 @@
         <w:t>Etiske dilemmaer</w:t>
       </w:r>
       <w:r>
-        <w:t>, gør det også. Læg mærke til, hvor tit det samme valg dukker op.</w:t>
+        <w:t>. Læg mærke til, hvor tit det samme valg dukker op.</w:t>
       </w:r>
     </w:p>
     <w:p>
@@ -1318,7 +1318,7 @@
     </w:p>
     <w:p>
       <w:r>
-        <w:t xml:space="preserve">Nu samler I undersøgelsen. Fra </w:t>
+        <w:t xml:space="preserve">Nu samler I undersøgelsen. I går fra </w:t>
       </w:r>
       <w:r>
         <w:rPr>
@@ -1375,7 +1375,7 @@
         <w:t>ikke</w:t>
       </w:r>
       <w:r>
-        <w:t xml:space="preserve"> at skade andre? Det er forskellen på </w:t>
+        <w:t xml:space="preserve"> at skade andre? Det er netop forskellen på </w:t>
       </w:r>
       <w:r>
         <w:rPr>
@@ -1461,7 +1461,7 @@
         <w:pStyle w:val="ListBullet"/>
       </w:pPr>
       <w:r>
-        <w:t>Er en naturkatastrofe "ondskab" – eller kun noget, mennesker kan være?</w:t>
+        <w:t>Er en naturkatastrofe "ondskab", eller kun noget, mennesker kan være?</w:t>
       </w:r>
     </w:p>
     <w:p>
@@ -1494,7 +1494,7 @@
         <w:pStyle w:val="ListNumber"/>
       </w:pPr>
       <w:r>
-        <w:t>Hvilket af religionernes svar på lidelse giver mest mening for dig – og hvorfor?</w:t>
+        <w:t>Hvilket af religionernes svar på lidelse giver mest mening for dig, og hvorfor?</w:t>
       </w:r>
     </w:p>
     <w:p>
@@ -1519,7 +1519,7 @@
         <w:pStyle w:val="ListNumber"/>
       </w:pPr>
       <w:r>
-        <w:t xml:space="preserve">Hvis du selv stod i Eichmanns eller politibetjentens sted – hvad tror du, du ville gøre? Og hvad </w:t>
+        <w:t xml:space="preserve">Hvis du selv stod i Eichmanns eller politibetjentens sted, hvad tror du så, du ville gøre? Og hvad </w:t>
       </w:r>
       <w:r>
         <w:rPr>
@@ -1747,7 +1747,7 @@
         <w:rPr>
           <w:i/>
         </w:rPr>
-        <w:t>Den Store Danske (lex.dk) er et frit, fagfællebedømt dansk leksikon. danmarkshistorien.dk udgives af Aarhus Universitet. Materialet er et oplæg – ret frit til. God undersøgelse!</w:t>
+        <w:t>Den Store Danske (lex.dk) er et frit, fagfællebedømt dansk leksikon. danmarkshistorien.dk udgives af Aarhus Universitet. Materialet er et oplæg, så ret frit til. God undersøgelse!</w:t>
       </w:r>
     </w:p>
     <w:sectPr>

--- a/Elevark_Ondskab.docx
+++ b/Elevark_Ondskab.docx
@@ -200,6 +200,84 @@
       </w:r>
       <w:r>
         <w:t>. Brug ordene fra kilderne.</w:t>
+      </w:r>
+    </w:p>
+    <w:p>
+      <w:pPr>
+        <w:shd w:val="clear" w:fill="EEF1F6"/>
+        <w:ind w:left="259" w:right="144"/>
+      </w:pPr>
+      <w:r>
+        <w:rPr>
+          <w:b/>
+        </w:rPr>
+        <w:t>🧠 Begrebsbank — ord, I skal kunne bruge til sidst.</w:t>
+      </w:r>
+      <w:r>
+        <w:t xml:space="preserve"> Udfyld undervejs med jeres egen korte forklaring: - </w:t>
+      </w:r>
+      <w:r>
+        <w:rPr>
+          <w:b/>
+        </w:rPr>
+        <w:t>teodicé:</w:t>
+      </w:r>
+      <w:r>
+        <w:t xml:space="preserve">  - </w:t>
+      </w:r>
+      <w:r>
+        <w:rPr>
+          <w:b/>
+        </w:rPr>
+        <w:t>den banale ondskab:</w:t>
+      </w:r>
+      <w:r>
+        <w:t xml:space="preserve">  - </w:t>
+      </w:r>
+      <w:r>
+        <w:rPr>
+          <w:b/>
+        </w:rPr>
+        <w:t>fri vilje:</w:t>
+      </w:r>
+      <w:r>
+        <w:t xml:space="preserve">  - </w:t>
+      </w:r>
+      <w:r>
+        <w:rPr>
+          <w:b/>
+        </w:rPr>
+        <w:t>syndefald:</w:t>
+      </w:r>
+      <w:r>
+        <w:t xml:space="preserve">  - </w:t>
+      </w:r>
+      <w:r>
+        <w:rPr>
+          <w:b/>
+        </w:rPr>
+        <w:t>dualisme:</w:t>
+      </w:r>
+      <w:r>
+        <w:t xml:space="preserve">  - </w:t>
+      </w:r>
+      <w:r>
+        <w:rPr>
+          <w:b/>
+        </w:rPr>
+        <w:t>forsyn (islam):</w:t>
+      </w:r>
+      <w:r>
+        <w:t xml:space="preserve">  - </w:t>
+      </w:r>
+      <w:r>
+        <w:rPr>
+          <w:b/>
+        </w:rPr>
+        <w:t>at "anklage Gud" (jødedom):</w:t>
+      </w:r>
+      <w:r>
+        <w:t xml:space="preserve"> </w:t>
       </w:r>
     </w:p>
     <w:p>
@@ -885,6 +963,39 @@
         <w:rPr>
           <w:b/>
         </w:rPr>
+        <w:t>📖 Sådan læser vi teksterne i religion.</w:t>
+      </w:r>
+      <w:r>
+        <w:t xml:space="preserve"> Vi læser Jobs Bog og fortællingen om syndefaldet som </w:t>
+      </w:r>
+      <w:r>
+        <w:rPr>
+          <w:i/>
+        </w:rPr>
+        <w:t>tekster, mennesker har skrevet</w:t>
+      </w:r>
+      <w:r>
+        <w:t xml:space="preserve"> for at tyde et svært spørgsmål, ikke som en facitliste. I skal undersøge, </w:t>
+      </w:r>
+      <w:r>
+        <w:rPr>
+          <w:i/>
+        </w:rPr>
+        <w:t>hvad</w:t>
+      </w:r>
+      <w:r>
+        <w:t xml:space="preserve"> teksten siger om lidelse, ikke afgøre, om den er "sand".</w:t>
+      </w:r>
+    </w:p>
+    <w:p>
+      <w:pPr>
+        <w:shd w:val="clear" w:fill="EEF1F6"/>
+        <w:ind w:left="259" w:right="144"/>
+      </w:pPr>
+      <w:r>
+        <w:rPr>
+          <w:b/>
+        </w:rPr>
         <w:t>Kilde 6 – Fire religioner, fire svar på "hvorfor findes lidelse?".</w:t>
       </w:r>
       <w:r>
@@ -1104,6 +1215,44 @@
       </w:r>
       <w:r>
         <w:t xml:space="preserve"> (Tip: kig i Kilde 6. Hvad skal der til, før spørgsmålet overhovedet opstår?)</w:t>
+      </w:r>
+    </w:p>
+    <w:p>
+      <w:r>
+        <w:rPr>
+          <w:b/>
+        </w:rPr>
+        <w:t>Jeres opgave (2C – indefra):</w:t>
+      </w:r>
+      <w:r>
+        <w:t xml:space="preserve"> Vælg én af de fire religioner. Forestil jer, at I møder en troende fra netop den tradition, som lige har mistet en, de holdt af. Skriv to-tre sætninger, sådan som </w:t>
+      </w:r>
+      <w:r>
+        <w:rPr>
+          <w:b/>
+        </w:rPr>
+        <w:t>vedkommende selv</w:t>
+      </w:r>
+      <w:r>
+        <w:t xml:space="preserve"> kunne forklare, hvorfor lidelse findes — med ordene fra Kilde 6. (I skal ikke </w:t>
+      </w:r>
+      <w:r>
+        <w:rPr>
+          <w:i/>
+        </w:rPr>
+        <w:t>vurdere</w:t>
+      </w:r>
+      <w:r>
+        <w:t xml:space="preserve"> svaret her, men gengive det </w:t>
+      </w:r>
+      <w:r>
+        <w:rPr>
+          <w:b/>
+        </w:rPr>
+        <w:t>indefra</w:t>
+      </w:r>
+      <w:r>
+        <w:t>, så det giver mening for den troende.)</w:t>
       </w:r>
     </w:p>
     <w:p>
